--- a/workbook/03 diodes/diodeBlank.docx
+++ b/workbook/03 diodes/diodeBlank.docx
@@ -4523,6 +4523,23 @@
                 <w:bCs/>
               </w:rPr>
             </w:pPr>
+          </w:p>
+        </w:tc>
+      </w:tr>
+      <w:tr>
+        <w:tc>
+          <w:tcPr>
+            <w:tcW w:w="1008" w:type="dxa"/>
+          </w:tcPr>
+          <w:p>
+            <w:pPr>
+              <w:spacing w:after="160" w:line="259" w:lineRule="auto"/>
+              <w:ind w:left="0" w:firstLine="0"/>
+              <w:rPr>
+                <w:b/>
+                <w:bCs/>
+              </w:rPr>
+            </w:pPr>
             <w:r>
               <w:rPr>
                 <w:b/>
@@ -4532,8 +4549,67 @@
             </w:r>
           </w:p>
         </w:tc>
+        <w:tc>
+          <w:tcPr>
+            <w:tcW w:w="1008" w:type="dxa"/>
+          </w:tcPr>
+          <w:p>
+            <w:pPr>
+              <w:spacing w:after="160" w:line="259" w:lineRule="auto"/>
+              <w:ind w:left="0" w:firstLine="0"/>
+              <w:rPr>
+                <w:b/>
+                <w:bCs/>
+              </w:rPr>
+            </w:pPr>
+            <w:r>
+              <w:rPr>
+                <w:b/>
+                <w:bCs/>
+              </w:rPr>
+              <w:t>1</w:t>
+            </w:r>
+          </w:p>
+        </w:tc>
+        <w:tc>
+          <w:tcPr>
+            <w:tcW w:w="1008" w:type="dxa"/>
+          </w:tcPr>
+          <w:p>
+            <w:pPr>
+              <w:spacing w:after="160" w:line="259" w:lineRule="auto"/>
+              <w:ind w:left="0" w:firstLine="0"/>
+              <w:rPr>
+                <w:b/>
+                <w:bCs/>
+              </w:rPr>
+            </w:pPr>
+          </w:p>
+        </w:tc>
       </w:tr>
       <w:tr>
+        <w:tc>
+          <w:tcPr>
+            <w:tcW w:w="1008" w:type="dxa"/>
+          </w:tcPr>
+          <w:p>
+            <w:pPr>
+              <w:spacing w:after="160" w:line="259" w:lineRule="auto"/>
+              <w:ind w:left="0" w:firstLine="0"/>
+              <w:rPr>
+                <w:b/>
+                <w:bCs/>
+              </w:rPr>
+            </w:pPr>
+            <w:r>
+              <w:rPr>
+                <w:b/>
+                <w:bCs/>
+              </w:rPr>
+              <w:t>1</w:t>
+            </w:r>
+          </w:p>
+        </w:tc>
         <w:tc>
           <w:tcPr>
             <w:tcW w:w="1008" w:type="dxa"/>
@@ -4569,6 +4645,23 @@
                 <w:bCs/>
               </w:rPr>
             </w:pPr>
+          </w:p>
+        </w:tc>
+      </w:tr>
+      <w:tr>
+        <w:tc>
+          <w:tcPr>
+            <w:tcW w:w="1008" w:type="dxa"/>
+          </w:tcPr>
+          <w:p>
+            <w:pPr>
+              <w:spacing w:after="160" w:line="259" w:lineRule="auto"/>
+              <w:ind w:left="0" w:firstLine="0"/>
+              <w:rPr>
+                <w:b/>
+                <w:bCs/>
+              </w:rPr>
+            </w:pPr>
             <w:r>
               <w:rPr>
                 <w:b/>
@@ -4600,8 +4693,6 @@
             </w:r>
           </w:p>
         </w:tc>
-      </w:tr>
-      <w:tr>
         <w:tc>
           <w:tcPr>
             <w:tcW w:w="1008" w:type="dxa"/>
@@ -4615,125 +4706,6 @@
                 <w:bCs/>
               </w:rPr>
             </w:pPr>
-            <w:r>
-              <w:rPr>
-                <w:b/>
-                <w:bCs/>
-              </w:rPr>
-              <w:t>1</w:t>
-            </w:r>
-          </w:p>
-        </w:tc>
-        <w:tc>
-          <w:tcPr>
-            <w:tcW w:w="1008" w:type="dxa"/>
-          </w:tcPr>
-          <w:p>
-            <w:pPr>
-              <w:spacing w:after="160" w:line="259" w:lineRule="auto"/>
-              <w:ind w:left="0" w:firstLine="0"/>
-              <w:rPr>
-                <w:b/>
-                <w:bCs/>
-              </w:rPr>
-            </w:pPr>
-            <w:r>
-              <w:rPr>
-                <w:b/>
-                <w:bCs/>
-              </w:rPr>
-              <w:t>0</w:t>
-            </w:r>
-          </w:p>
-        </w:tc>
-        <w:tc>
-          <w:tcPr>
-            <w:tcW w:w="1008" w:type="dxa"/>
-          </w:tcPr>
-          <w:p>
-            <w:pPr>
-              <w:spacing w:after="160" w:line="259" w:lineRule="auto"/>
-              <w:ind w:left="0" w:firstLine="0"/>
-              <w:rPr>
-                <w:b/>
-                <w:bCs/>
-              </w:rPr>
-            </w:pPr>
-            <w:r>
-              <w:rPr>
-                <w:b/>
-                <w:bCs/>
-              </w:rPr>
-              <w:t>1</w:t>
-            </w:r>
-          </w:p>
-        </w:tc>
-      </w:tr>
-      <w:tr>
-        <w:tc>
-          <w:tcPr>
-            <w:tcW w:w="1008" w:type="dxa"/>
-          </w:tcPr>
-          <w:p>
-            <w:pPr>
-              <w:spacing w:after="160" w:line="259" w:lineRule="auto"/>
-              <w:ind w:left="0" w:firstLine="0"/>
-              <w:rPr>
-                <w:b/>
-                <w:bCs/>
-              </w:rPr>
-            </w:pPr>
-            <w:r>
-              <w:rPr>
-                <w:b/>
-                <w:bCs/>
-              </w:rPr>
-              <w:t>1</w:t>
-            </w:r>
-          </w:p>
-        </w:tc>
-        <w:tc>
-          <w:tcPr>
-            <w:tcW w:w="1008" w:type="dxa"/>
-          </w:tcPr>
-          <w:p>
-            <w:pPr>
-              <w:spacing w:after="160" w:line="259" w:lineRule="auto"/>
-              <w:ind w:left="0" w:firstLine="0"/>
-              <w:rPr>
-                <w:b/>
-                <w:bCs/>
-              </w:rPr>
-            </w:pPr>
-            <w:r>
-              <w:rPr>
-                <w:b/>
-                <w:bCs/>
-              </w:rPr>
-              <w:t>1</w:t>
-            </w:r>
-          </w:p>
-        </w:tc>
-        <w:tc>
-          <w:tcPr>
-            <w:tcW w:w="1008" w:type="dxa"/>
-          </w:tcPr>
-          <w:p>
-            <w:pPr>
-              <w:spacing w:after="160" w:line="259" w:lineRule="auto"/>
-              <w:ind w:left="0" w:firstLine="0"/>
-              <w:rPr>
-                <w:b/>
-                <w:bCs/>
-              </w:rPr>
-            </w:pPr>
-            <w:r>
-              <w:rPr>
-                <w:b/>
-                <w:bCs/>
-              </w:rPr>
-              <w:t>1</w:t>
-            </w:r>
           </w:p>
         </w:tc>
       </w:tr>
@@ -4883,6 +4855,24 @@
                 <w:bCs/>
               </w:rPr>
             </w:pPr>
+          </w:p>
+        </w:tc>
+      </w:tr>
+      <w:tr>
+        <w:tc>
+          <w:tcPr>
+            <w:tcW w:w="1008" w:type="dxa"/>
+            <w:hideMark/>
+          </w:tcPr>
+          <w:p>
+            <w:pPr>
+              <w:spacing w:after="160" w:line="256" w:lineRule="auto"/>
+              <w:ind w:left="0" w:firstLine="0"/>
+              <w:rPr>
+                <w:b/>
+                <w:bCs/>
+              </w:rPr>
+            </w:pPr>
             <w:r>
               <w:rPr>
                 <w:b/>
@@ -4892,8 +4882,69 @@
             </w:r>
           </w:p>
         </w:tc>
+        <w:tc>
+          <w:tcPr>
+            <w:tcW w:w="1008" w:type="dxa"/>
+            <w:hideMark/>
+          </w:tcPr>
+          <w:p>
+            <w:pPr>
+              <w:spacing w:after="160" w:line="256" w:lineRule="auto"/>
+              <w:ind w:left="0" w:firstLine="0"/>
+              <w:rPr>
+                <w:b/>
+                <w:bCs/>
+              </w:rPr>
+            </w:pPr>
+            <w:r>
+              <w:rPr>
+                <w:b/>
+                <w:bCs/>
+              </w:rPr>
+              <w:t>1</w:t>
+            </w:r>
+          </w:p>
+        </w:tc>
+        <w:tc>
+          <w:tcPr>
+            <w:tcW w:w="1008" w:type="dxa"/>
+          </w:tcPr>
+          <w:p>
+            <w:pPr>
+              <w:spacing w:after="160" w:line="256" w:lineRule="auto"/>
+              <w:ind w:left="0" w:firstLine="0"/>
+              <w:rPr>
+                <w:b/>
+                <w:bCs/>
+              </w:rPr>
+            </w:pPr>
+          </w:p>
+        </w:tc>
       </w:tr>
       <w:tr>
+        <w:tc>
+          <w:tcPr>
+            <w:tcW w:w="1008" w:type="dxa"/>
+            <w:hideMark/>
+          </w:tcPr>
+          <w:p>
+            <w:pPr>
+              <w:spacing w:after="160" w:line="256" w:lineRule="auto"/>
+              <w:ind w:left="0" w:firstLine="0"/>
+              <w:rPr>
+                <w:b/>
+                <w:bCs/>
+              </w:rPr>
+            </w:pPr>
+            <w:r>
+              <w:rPr>
+                <w:b/>
+                <w:bCs/>
+              </w:rPr>
+              <w:t>1</w:t>
+            </w:r>
+          </w:p>
+        </w:tc>
         <w:tc>
           <w:tcPr>
             <w:tcW w:w="1008" w:type="dxa"/>
@@ -4920,6 +4971,23 @@
         <w:tc>
           <w:tcPr>
             <w:tcW w:w="1008" w:type="dxa"/>
+          </w:tcPr>
+          <w:p>
+            <w:pPr>
+              <w:spacing w:after="160" w:line="256" w:lineRule="auto"/>
+              <w:ind w:left="0" w:firstLine="0"/>
+              <w:rPr>
+                <w:b/>
+                <w:bCs/>
+              </w:rPr>
+            </w:pPr>
+          </w:p>
+        </w:tc>
+      </w:tr>
+      <w:tr>
+        <w:tc>
+          <w:tcPr>
+            <w:tcW w:w="1008" w:type="dxa"/>
             <w:hideMark/>
           </w:tcPr>
           <w:p>
@@ -4943,30 +5011,6 @@
         <w:tc>
           <w:tcPr>
             <w:tcW w:w="1008" w:type="dxa"/>
-          </w:tcPr>
-          <w:p>
-            <w:pPr>
-              <w:spacing w:after="160" w:line="256" w:lineRule="auto"/>
-              <w:ind w:left="0" w:firstLine="0"/>
-              <w:rPr>
-                <w:b/>
-                <w:bCs/>
-              </w:rPr>
-            </w:pPr>
-            <w:r>
-              <w:rPr>
-                <w:b/>
-                <w:bCs/>
-              </w:rPr>
-              <w:t>0</w:t>
-            </w:r>
-          </w:p>
-        </w:tc>
-      </w:tr>
-      <w:tr>
-        <w:tc>
-          <w:tcPr>
-            <w:tcW w:w="1008" w:type="dxa"/>
             <w:hideMark/>
           </w:tcPr>
           <w:p>
@@ -4990,7 +5034,6 @@
         <w:tc>
           <w:tcPr>
             <w:tcW w:w="1008" w:type="dxa"/>
-            <w:hideMark/>
           </w:tcPr>
           <w:p>
             <w:pPr>
@@ -5001,105 +5044,6 @@
                 <w:bCs/>
               </w:rPr>
             </w:pPr>
-            <w:r>
-              <w:rPr>
-                <w:b/>
-                <w:bCs/>
-              </w:rPr>
-              <w:t>0</w:t>
-            </w:r>
-          </w:p>
-        </w:tc>
-        <w:tc>
-          <w:tcPr>
-            <w:tcW w:w="1008" w:type="dxa"/>
-          </w:tcPr>
-          <w:p>
-            <w:pPr>
-              <w:spacing w:after="160" w:line="256" w:lineRule="auto"/>
-              <w:ind w:left="0" w:firstLine="0"/>
-              <w:rPr>
-                <w:b/>
-                <w:bCs/>
-              </w:rPr>
-            </w:pPr>
-            <w:r>
-              <w:rPr>
-                <w:b/>
-                <w:bCs/>
-              </w:rPr>
-              <w:t>0</w:t>
-            </w:r>
-          </w:p>
-        </w:tc>
-      </w:tr>
-      <w:tr>
-        <w:tc>
-          <w:tcPr>
-            <w:tcW w:w="1008" w:type="dxa"/>
-            <w:hideMark/>
-          </w:tcPr>
-          <w:p>
-            <w:pPr>
-              <w:spacing w:after="160" w:line="256" w:lineRule="auto"/>
-              <w:ind w:left="0" w:firstLine="0"/>
-              <w:rPr>
-                <w:b/>
-                <w:bCs/>
-              </w:rPr>
-            </w:pPr>
-            <w:r>
-              <w:rPr>
-                <w:b/>
-                <w:bCs/>
-              </w:rPr>
-              <w:t>1</w:t>
-            </w:r>
-          </w:p>
-        </w:tc>
-        <w:tc>
-          <w:tcPr>
-            <w:tcW w:w="1008" w:type="dxa"/>
-            <w:hideMark/>
-          </w:tcPr>
-          <w:p>
-            <w:pPr>
-              <w:spacing w:after="160" w:line="256" w:lineRule="auto"/>
-              <w:ind w:left="0" w:firstLine="0"/>
-              <w:rPr>
-                <w:b/>
-                <w:bCs/>
-              </w:rPr>
-            </w:pPr>
-            <w:r>
-              <w:rPr>
-                <w:b/>
-                <w:bCs/>
-              </w:rPr>
-              <w:t>1</w:t>
-            </w:r>
-          </w:p>
-        </w:tc>
-        <w:tc>
-          <w:tcPr>
-            <w:tcW w:w="1008" w:type="dxa"/>
-          </w:tcPr>
-          <w:p>
-            <w:pPr>
-              <w:spacing w:after="160" w:line="256" w:lineRule="auto"/>
-              <w:ind w:left="0" w:firstLine="0"/>
-              <w:rPr>
-                <w:b/>
-                <w:bCs/>
-              </w:rPr>
-            </w:pPr>
-            <w:r>
-              <w:rPr>
-                <w:b/>
-                <w:bCs/>
-              </w:rPr>
-              <w:t>1</w:t>
-            </w:r>
           </w:p>
         </w:tc>
       </w:tr>
@@ -12739,6 +12683,7 @@
   <w:style w:type="character" w:default="1" w:styleId="DefaultParagraphFont">
     <w:name w:val="Default Paragraph Font"/>
     <w:uiPriority w:val="1"/>
+    <w:semiHidden/>
     <w:unhideWhenUsed/>
   </w:style>
   <w:style w:type="table" w:default="1" w:styleId="TableNormal">
